--- a/Crazy AI Features of Apple MacBook Neo.docx
+++ b/Crazy AI Features of Apple MacBook Neo.docx
@@ -14,22 +14,19 @@
           <w:b/>
           <w:bCs/>
         </w:rPr>
-        <w:t>Top 10</w:t>
+        <w:t xml:space="preserve">The Best AI Tools for Blog Writing </w:t>
       </w:r>
       <w:r>
         <w:rPr>
           <w:b/>
           <w:bCs/>
         </w:rPr>
-        <w:t xml:space="preserve"> AI Tools for Data Analysis in 2026</w:t>
+        <w:t>for everyone</w:t>
       </w:r>
     </w:p>
     <w:p>
       <w:r>
-        <w:t xml:space="preserve">The good news </w:t>
-      </w:r>
-      <w:r>
-        <w:t>in this Fastly growing world is having</w:t>
+        <w:t>Artificial intelligence integrated</w:t>
       </w:r>
       <w:r>
         <w:t xml:space="preserve"> </w:t>
@@ -39,45 +36,106 @@
           <w:b/>
           <w:bCs/>
         </w:rPr>
-        <w:t>ai tools for data analysis</w:t>
+        <w:t>ai tools for blog writing</w:t>
       </w:r>
       <w:r>
-        <w:t xml:space="preserve"> are changing everything by turning </w:t>
+        <w:t xml:space="preserve"> have changed the game forever</w:t>
       </w:r>
       <w:r>
-        <w:t>messy data</w:t>
+        <w:t xml:space="preserve"> for everyone</w:t>
       </w:r>
       <w:r>
-        <w:t xml:space="preserve"> of info into clear plans for success.</w:t>
+        <w:t xml:space="preserve">. These </w:t>
       </w:r>
       <w:r>
-        <w:t xml:space="preserve"> It </w:t>
+        <w:t>Tools are</w:t>
       </w:r>
       <w:r>
-        <w:t>understands</w:t>
+        <w:t xml:space="preserve"> like a personal assistant </w:t>
       </w:r>
       <w:r>
-        <w:t xml:space="preserve"> and visualizes automatically.</w:t>
+        <w:t xml:space="preserve">which will support you 24*7. It can help you </w:t>
+      </w:r>
+      <w:r>
+        <w:t>come up with</w:t>
+      </w:r>
+      <w:r>
+        <w:t xml:space="preserve"> creative </w:t>
+      </w:r>
+      <w:r>
+        <w:t>ideas</w:t>
+      </w:r>
+      <w:r>
+        <w:t>;</w:t>
+      </w:r>
+      <w:r>
+        <w:t xml:space="preserve"> </w:t>
+      </w:r>
+      <w:r>
+        <w:t xml:space="preserve">it can </w:t>
+      </w:r>
+      <w:r>
+        <w:t xml:space="preserve">fix your </w:t>
+      </w:r>
+      <w:r>
+        <w:t>grammar and</w:t>
+      </w:r>
+      <w:r>
+        <w:t xml:space="preserve"> even check your facts.</w:t>
       </w:r>
     </w:p>
     <w:p>
       <w:r>
-        <w:t xml:space="preserve">Using </w:t>
+        <w:t>The main goal of this article is to show you exactly which tools are worth your time in 2026. We also want to focus on the balance between technology and human creativity</w:t>
       </w:r>
+    </w:p>
+    <w:p>
+      <w:pPr>
+        <w:rPr>
+          <w:b/>
+          <w:bCs/>
+        </w:rPr>
+      </w:pPr>
+    </w:p>
+    <w:p>
+      <w:pPr>
+        <w:rPr>
+          <w:b/>
+          <w:bCs/>
+        </w:rPr>
+      </w:pPr>
       <w:r>
         <w:rPr>
           <w:b/>
           <w:bCs/>
         </w:rPr>
-        <w:t>ai tools</w:t>
+        <w:t>Top AI Tools for Blog Writing in 2026</w:t>
+      </w:r>
+    </w:p>
+    <w:p>
+      <w:r>
+        <w:t xml:space="preserve">Each of these ai tools has a specific feature of it and it gives the best output </w:t>
       </w:r>
       <w:r>
-        <w:t xml:space="preserve"> is no longer just for big tech companies with huge budgets. </w:t>
+        <w:t>in</w:t>
       </w:r>
       <w:r>
-        <w:t>Now everyone can use These tools to improve capability.</w:t>
+        <w:t xml:space="preserve"> their own field. Some are best for creative ideas, </w:t>
+      </w:r>
+      <w:r>
+        <w:t>some</w:t>
+      </w:r>
+      <w:r>
+        <w:t xml:space="preserve"> are for zero plagiarism and few of them are for </w:t>
+      </w:r>
+      <w:r>
+        <w:t>all-rounders</w:t>
+      </w:r>
+      <w:r>
+        <w:t xml:space="preserve">. </w:t>
       </w:r>
     </w:p>
+    <w:p/>
     <w:p>
       <w:pPr>
         <w:rPr>
@@ -90,7 +148,7 @@
           <w:b/>
           <w:bCs/>
         </w:rPr>
-        <w:t>Top AI Tools for Beginners and Pros</w:t>
+        <w:t>Top 10 AI Tools for Blog Writing (2026 Comparison)</w:t>
       </w:r>
     </w:p>
     <w:tbl>
@@ -98,15 +156,19 @@
         <w:tblW w:w="0" w:type="auto"/>
         <w:tblCellSpacing w:w="15" w:type="dxa"/>
         <w:tblCellMar>
-          <w:left w:w="0" w:type="dxa"/>
-          <w:right w:w="0" w:type="dxa"/>
+          <w:top w:w="15" w:type="dxa"/>
+          <w:left w:w="15" w:type="dxa"/>
+          <w:bottom w:w="15" w:type="dxa"/>
+          <w:right w:w="15" w:type="dxa"/>
         </w:tblCellMar>
         <w:tblLook w:val="04A0" w:firstRow="1" w:lastRow="0" w:firstColumn="1" w:lastColumn="0" w:noHBand="0" w:noVBand="1"/>
       </w:tblPr>
       <w:tblGrid>
-        <w:gridCol w:w="2289"/>
-        <w:gridCol w:w="3697"/>
-        <w:gridCol w:w="1339"/>
+        <w:gridCol w:w="1523"/>
+        <w:gridCol w:w="1703"/>
+        <w:gridCol w:w="1771"/>
+        <w:gridCol w:w="2634"/>
+        <w:gridCol w:w="1629"/>
       </w:tblGrid>
       <w:tr>
         <w:trPr>
@@ -122,12 +184,6 @@
               <w:bottom w:val="single" w:sz="6" w:space="0" w:color="auto"/>
               <w:right w:val="single" w:sz="6" w:space="0" w:color="auto"/>
             </w:tcBorders>
-            <w:tcMar>
-              <w:top w:w="240" w:type="dxa"/>
-              <w:left w:w="0" w:type="dxa"/>
-              <w:bottom w:w="240" w:type="dxa"/>
-              <w:right w:w="180" w:type="dxa"/>
-            </w:tcMar>
             <w:vAlign w:val="center"/>
             <w:hideMark/>
           </w:tcPr>
@@ -137,7 +193,7 @@
                 <w:b/>
                 <w:bCs/>
               </w:rPr>
-              <w:t>Tool Name</w:t>
+              <w:t>AI Tool Name</w:t>
             </w:r>
           </w:p>
         </w:tc>
@@ -150,12 +206,6 @@
               <w:bottom w:val="single" w:sz="6" w:space="0" w:color="auto"/>
               <w:right w:val="single" w:sz="6" w:space="0" w:color="auto"/>
             </w:tcBorders>
-            <w:tcMar>
-              <w:top w:w="240" w:type="dxa"/>
-              <w:left w:w="0" w:type="dxa"/>
-              <w:bottom w:w="240" w:type="dxa"/>
-              <w:right w:w="180" w:type="dxa"/>
-            </w:tcMar>
             <w:vAlign w:val="center"/>
             <w:hideMark/>
           </w:tcPr>
@@ -165,7 +215,7 @@
                 <w:b/>
                 <w:bCs/>
               </w:rPr>
-              <w:t>Best For</w:t>
+              <w:t>Website</w:t>
             </w:r>
           </w:p>
         </w:tc>
@@ -178,12 +228,6 @@
               <w:bottom w:val="single" w:sz="6" w:space="0" w:color="auto"/>
               <w:right w:val="single" w:sz="6" w:space="0" w:color="auto"/>
             </w:tcBorders>
-            <w:tcMar>
-              <w:top w:w="240" w:type="dxa"/>
-              <w:left w:w="0" w:type="dxa"/>
-              <w:bottom w:w="240" w:type="dxa"/>
-              <w:right w:w="0" w:type="dxa"/>
-            </w:tcMar>
             <w:vAlign w:val="center"/>
             <w:hideMark/>
           </w:tcPr>
@@ -193,7 +237,51 @@
                 <w:b/>
                 <w:bCs/>
               </w:rPr>
-              <w:t>Ease of Use</w:t>
+              <w:t>Free Version</w:t>
+            </w:r>
+          </w:p>
+        </w:tc>
+        <w:tc>
+          <w:tcPr>
+            <w:tcW w:w="0" w:type="auto"/>
+            <w:tcBorders>
+              <w:top w:val="single" w:sz="6" w:space="0" w:color="auto"/>
+              <w:left w:val="single" w:sz="6" w:space="0" w:color="auto"/>
+              <w:bottom w:val="single" w:sz="6" w:space="0" w:color="auto"/>
+              <w:right w:val="single" w:sz="6" w:space="0" w:color="auto"/>
+            </w:tcBorders>
+            <w:vAlign w:val="center"/>
+            <w:hideMark/>
+          </w:tcPr>
+          <w:p>
+            <w:r>
+              <w:rPr>
+                <w:b/>
+                <w:bCs/>
+              </w:rPr>
+              <w:t>Starting Cost (Paid)</w:t>
+            </w:r>
+          </w:p>
+        </w:tc>
+        <w:tc>
+          <w:tcPr>
+            <w:tcW w:w="0" w:type="auto"/>
+            <w:tcBorders>
+              <w:top w:val="single" w:sz="6" w:space="0" w:color="auto"/>
+              <w:left w:val="single" w:sz="6" w:space="0" w:color="auto"/>
+              <w:bottom w:val="single" w:sz="6" w:space="0" w:color="auto"/>
+              <w:right w:val="single" w:sz="6" w:space="0" w:color="auto"/>
+            </w:tcBorders>
+            <w:vAlign w:val="center"/>
+            <w:hideMark/>
+          </w:tcPr>
+          <w:p>
+            <w:r>
+              <w:rPr>
+                <w:b/>
+                <w:bCs/>
+              </w:rPr>
+              <w:t>Approx. Users</w:t>
             </w:r>
           </w:p>
         </w:tc>
@@ -211,12 +299,6 @@
               <w:bottom w:val="single" w:sz="6" w:space="0" w:color="auto"/>
               <w:right w:val="single" w:sz="6" w:space="0" w:color="auto"/>
             </w:tcBorders>
-            <w:tcMar>
-              <w:top w:w="240" w:type="dxa"/>
-              <w:left w:w="0" w:type="dxa"/>
-              <w:bottom w:w="240" w:type="dxa"/>
-              <w:right w:w="180" w:type="dxa"/>
-            </w:tcMar>
             <w:vAlign w:val="center"/>
             <w:hideMark/>
           </w:tcPr>
@@ -239,18 +321,35 @@
               <w:bottom w:val="single" w:sz="6" w:space="0" w:color="auto"/>
               <w:right w:val="single" w:sz="6" w:space="0" w:color="auto"/>
             </w:tcBorders>
-            <w:tcMar>
-              <w:top w:w="240" w:type="dxa"/>
-              <w:left w:w="0" w:type="dxa"/>
-              <w:bottom w:w="240" w:type="dxa"/>
-              <w:right w:w="180" w:type="dxa"/>
-            </w:tcMar>
+            <w:vAlign w:val="center"/>
+            <w:hideMark/>
+          </w:tcPr>
+          <w:p>
+            <w:hyperlink r:id="rId5" w:tgtFrame="_blank" w:history="1">
+              <w:r>
+                <w:rPr>
+                  <w:rStyle w:val="Hyperlink"/>
+                </w:rPr>
+                <w:t>chatgpt.com</w:t>
+              </w:r>
+            </w:hyperlink>
+          </w:p>
+        </w:tc>
+        <w:tc>
+          <w:tcPr>
+            <w:tcW w:w="0" w:type="auto"/>
+            <w:tcBorders>
+              <w:top w:val="single" w:sz="6" w:space="0" w:color="auto"/>
+              <w:left w:val="single" w:sz="6" w:space="0" w:color="auto"/>
+              <w:bottom w:val="single" w:sz="6" w:space="0" w:color="auto"/>
+              <w:right w:val="single" w:sz="6" w:space="0" w:color="auto"/>
+            </w:tcBorders>
             <w:vAlign w:val="center"/>
             <w:hideMark/>
           </w:tcPr>
           <w:p>
             <w:r>
-              <w:t>Quick insights and cleaning data</w:t>
+              <w:t>Yes (Free Plan)</w:t>
             </w:r>
           </w:p>
         </w:tc>
@@ -263,18 +362,30 @@
               <w:bottom w:val="single" w:sz="6" w:space="0" w:color="auto"/>
               <w:right w:val="single" w:sz="6" w:space="0" w:color="auto"/>
             </w:tcBorders>
-            <w:tcMar>
-              <w:top w:w="240" w:type="dxa"/>
-              <w:left w:w="0" w:type="dxa"/>
-              <w:bottom w:w="240" w:type="dxa"/>
-              <w:right w:w="0" w:type="dxa"/>
-            </w:tcMar>
             <w:vAlign w:val="center"/>
             <w:hideMark/>
           </w:tcPr>
           <w:p>
             <w:r>
-              <w:t>Very Easy</w:t>
+              <w:t>$20/month (Plus)</w:t>
+            </w:r>
+          </w:p>
+        </w:tc>
+        <w:tc>
+          <w:tcPr>
+            <w:tcW w:w="0" w:type="auto"/>
+            <w:tcBorders>
+              <w:top w:val="single" w:sz="6" w:space="0" w:color="auto"/>
+              <w:left w:val="single" w:sz="6" w:space="0" w:color="auto"/>
+              <w:bottom w:val="single" w:sz="6" w:space="0" w:color="auto"/>
+              <w:right w:val="single" w:sz="6" w:space="0" w:color="auto"/>
+            </w:tcBorders>
+            <w:vAlign w:val="center"/>
+            <w:hideMark/>
+          </w:tcPr>
+          <w:p>
+            <w:r>
+              <w:t>200M+</w:t>
             </w:r>
           </w:p>
         </w:tc>
@@ -286,6 +397,1124 @@
         <w:tc>
           <w:tcPr>
             <w:tcW w:w="0" w:type="auto"/>
+            <w:tcBorders>
+              <w:top w:val="single" w:sz="6" w:space="0" w:color="auto"/>
+              <w:left w:val="single" w:sz="6" w:space="0" w:color="auto"/>
+              <w:bottom w:val="single" w:sz="6" w:space="0" w:color="auto"/>
+              <w:right w:val="single" w:sz="6" w:space="0" w:color="auto"/>
+            </w:tcBorders>
+            <w:vAlign w:val="center"/>
+            <w:hideMark/>
+          </w:tcPr>
+          <w:p>
+            <w:r>
+              <w:rPr>
+                <w:b/>
+                <w:bCs/>
+              </w:rPr>
+              <w:t>Grammarly</w:t>
+            </w:r>
+          </w:p>
+        </w:tc>
+        <w:tc>
+          <w:tcPr>
+            <w:tcW w:w="0" w:type="auto"/>
+            <w:tcBorders>
+              <w:top w:val="single" w:sz="6" w:space="0" w:color="auto"/>
+              <w:left w:val="single" w:sz="6" w:space="0" w:color="auto"/>
+              <w:bottom w:val="single" w:sz="6" w:space="0" w:color="auto"/>
+              <w:right w:val="single" w:sz="6" w:space="0" w:color="auto"/>
+            </w:tcBorders>
+            <w:vAlign w:val="center"/>
+            <w:hideMark/>
+          </w:tcPr>
+          <w:p>
+            <w:hyperlink r:id="rId6" w:tgtFrame="_blank" w:history="1">
+              <w:r>
+                <w:rPr>
+                  <w:rStyle w:val="Hyperlink"/>
+                </w:rPr>
+                <w:t>grammarly.com</w:t>
+              </w:r>
+            </w:hyperlink>
+          </w:p>
+        </w:tc>
+        <w:tc>
+          <w:tcPr>
+            <w:tcW w:w="0" w:type="auto"/>
+            <w:tcBorders>
+              <w:top w:val="single" w:sz="6" w:space="0" w:color="auto"/>
+              <w:left w:val="single" w:sz="6" w:space="0" w:color="auto"/>
+              <w:bottom w:val="single" w:sz="6" w:space="0" w:color="auto"/>
+              <w:right w:val="single" w:sz="6" w:space="0" w:color="auto"/>
+            </w:tcBorders>
+            <w:vAlign w:val="center"/>
+            <w:hideMark/>
+          </w:tcPr>
+          <w:p>
+            <w:r>
+              <w:t>Yes (Basic)</w:t>
+            </w:r>
+          </w:p>
+        </w:tc>
+        <w:tc>
+          <w:tcPr>
+            <w:tcW w:w="0" w:type="auto"/>
+            <w:tcBorders>
+              <w:top w:val="single" w:sz="6" w:space="0" w:color="auto"/>
+              <w:left w:val="single" w:sz="6" w:space="0" w:color="auto"/>
+              <w:bottom w:val="single" w:sz="6" w:space="0" w:color="auto"/>
+              <w:right w:val="single" w:sz="6" w:space="0" w:color="auto"/>
+            </w:tcBorders>
+            <w:vAlign w:val="center"/>
+            <w:hideMark/>
+          </w:tcPr>
+          <w:p>
+            <w:r>
+              <w:t>$12/month (Pro)</w:t>
+            </w:r>
+          </w:p>
+        </w:tc>
+        <w:tc>
+          <w:tcPr>
+            <w:tcW w:w="0" w:type="auto"/>
+            <w:tcBorders>
+              <w:top w:val="single" w:sz="6" w:space="0" w:color="auto"/>
+              <w:left w:val="single" w:sz="6" w:space="0" w:color="auto"/>
+              <w:bottom w:val="single" w:sz="6" w:space="0" w:color="auto"/>
+              <w:right w:val="single" w:sz="6" w:space="0" w:color="auto"/>
+            </w:tcBorders>
+            <w:vAlign w:val="center"/>
+            <w:hideMark/>
+          </w:tcPr>
+          <w:p>
+            <w:r>
+              <w:t>30M+</w:t>
+            </w:r>
+          </w:p>
+        </w:tc>
+      </w:tr>
+      <w:tr>
+        <w:trPr>
+          <w:tblCellSpacing w:w="15" w:type="dxa"/>
+        </w:trPr>
+        <w:tc>
+          <w:tcPr>
+            <w:tcW w:w="0" w:type="auto"/>
+            <w:tcBorders>
+              <w:top w:val="single" w:sz="6" w:space="0" w:color="auto"/>
+              <w:left w:val="single" w:sz="6" w:space="0" w:color="auto"/>
+              <w:bottom w:val="single" w:sz="6" w:space="0" w:color="auto"/>
+              <w:right w:val="single" w:sz="6" w:space="0" w:color="auto"/>
+            </w:tcBorders>
+            <w:vAlign w:val="center"/>
+            <w:hideMark/>
+          </w:tcPr>
+          <w:p>
+            <w:r>
+              <w:rPr>
+                <w:b/>
+                <w:bCs/>
+              </w:rPr>
+              <w:t>Jasper AI</w:t>
+            </w:r>
+          </w:p>
+        </w:tc>
+        <w:tc>
+          <w:tcPr>
+            <w:tcW w:w="0" w:type="auto"/>
+            <w:tcBorders>
+              <w:top w:val="single" w:sz="6" w:space="0" w:color="auto"/>
+              <w:left w:val="single" w:sz="6" w:space="0" w:color="auto"/>
+              <w:bottom w:val="single" w:sz="6" w:space="0" w:color="auto"/>
+              <w:right w:val="single" w:sz="6" w:space="0" w:color="auto"/>
+            </w:tcBorders>
+            <w:vAlign w:val="center"/>
+            <w:hideMark/>
+          </w:tcPr>
+          <w:p>
+            <w:hyperlink r:id="rId7" w:tgtFrame="_blank" w:history="1">
+              <w:r>
+                <w:rPr>
+                  <w:rStyle w:val="Hyperlink"/>
+                </w:rPr>
+                <w:t>jasper.ai</w:t>
+              </w:r>
+            </w:hyperlink>
+          </w:p>
+        </w:tc>
+        <w:tc>
+          <w:tcPr>
+            <w:tcW w:w="0" w:type="auto"/>
+            <w:tcBorders>
+              <w:top w:val="single" w:sz="6" w:space="0" w:color="auto"/>
+              <w:left w:val="single" w:sz="6" w:space="0" w:color="auto"/>
+              <w:bottom w:val="single" w:sz="6" w:space="0" w:color="auto"/>
+              <w:right w:val="single" w:sz="6" w:space="0" w:color="auto"/>
+            </w:tcBorders>
+            <w:vAlign w:val="center"/>
+            <w:hideMark/>
+          </w:tcPr>
+          <w:p>
+            <w:r>
+              <w:t>7-Day Trial</w:t>
+            </w:r>
+          </w:p>
+        </w:tc>
+        <w:tc>
+          <w:tcPr>
+            <w:tcW w:w="0" w:type="auto"/>
+            <w:tcBorders>
+              <w:top w:val="single" w:sz="6" w:space="0" w:color="auto"/>
+              <w:left w:val="single" w:sz="6" w:space="0" w:color="auto"/>
+              <w:bottom w:val="single" w:sz="6" w:space="0" w:color="auto"/>
+              <w:right w:val="single" w:sz="6" w:space="0" w:color="auto"/>
+            </w:tcBorders>
+            <w:vAlign w:val="center"/>
+            <w:hideMark/>
+          </w:tcPr>
+          <w:p>
+            <w:r>
+              <w:t>$59/month (Pro)</w:t>
+            </w:r>
+          </w:p>
+        </w:tc>
+        <w:tc>
+          <w:tcPr>
+            <w:tcW w:w="0" w:type="auto"/>
+            <w:tcBorders>
+              <w:top w:val="single" w:sz="6" w:space="0" w:color="auto"/>
+              <w:left w:val="single" w:sz="6" w:space="0" w:color="auto"/>
+              <w:bottom w:val="single" w:sz="6" w:space="0" w:color="auto"/>
+              <w:right w:val="single" w:sz="6" w:space="0" w:color="auto"/>
+            </w:tcBorders>
+            <w:vAlign w:val="center"/>
+            <w:hideMark/>
+          </w:tcPr>
+          <w:p>
+            <w:r>
+              <w:t>1M+</w:t>
+            </w:r>
+          </w:p>
+        </w:tc>
+      </w:tr>
+      <w:tr>
+        <w:trPr>
+          <w:tblCellSpacing w:w="15" w:type="dxa"/>
+        </w:trPr>
+        <w:tc>
+          <w:tcPr>
+            <w:tcW w:w="0" w:type="auto"/>
+            <w:tcBorders>
+              <w:top w:val="single" w:sz="6" w:space="0" w:color="auto"/>
+              <w:left w:val="single" w:sz="6" w:space="0" w:color="auto"/>
+              <w:bottom w:val="single" w:sz="6" w:space="0" w:color="auto"/>
+              <w:right w:val="single" w:sz="6" w:space="0" w:color="auto"/>
+            </w:tcBorders>
+            <w:vAlign w:val="center"/>
+            <w:hideMark/>
+          </w:tcPr>
+          <w:p>
+            <w:proofErr w:type="spellStart"/>
+            <w:r>
+              <w:rPr>
+                <w:b/>
+                <w:bCs/>
+              </w:rPr>
+              <w:t>Writesonic</w:t>
+            </w:r>
+            <w:proofErr w:type="spellEnd"/>
+          </w:p>
+        </w:tc>
+        <w:tc>
+          <w:tcPr>
+            <w:tcW w:w="0" w:type="auto"/>
+            <w:tcBorders>
+              <w:top w:val="single" w:sz="6" w:space="0" w:color="auto"/>
+              <w:left w:val="single" w:sz="6" w:space="0" w:color="auto"/>
+              <w:bottom w:val="single" w:sz="6" w:space="0" w:color="auto"/>
+              <w:right w:val="single" w:sz="6" w:space="0" w:color="auto"/>
+            </w:tcBorders>
+            <w:vAlign w:val="center"/>
+            <w:hideMark/>
+          </w:tcPr>
+          <w:p>
+            <w:hyperlink r:id="rId8" w:tgtFrame="_blank" w:history="1">
+              <w:r>
+                <w:rPr>
+                  <w:rStyle w:val="Hyperlink"/>
+                </w:rPr>
+                <w:t>writesonic.com</w:t>
+              </w:r>
+            </w:hyperlink>
+          </w:p>
+        </w:tc>
+        <w:tc>
+          <w:tcPr>
+            <w:tcW w:w="0" w:type="auto"/>
+            <w:tcBorders>
+              <w:top w:val="single" w:sz="6" w:space="0" w:color="auto"/>
+              <w:left w:val="single" w:sz="6" w:space="0" w:color="auto"/>
+              <w:bottom w:val="single" w:sz="6" w:space="0" w:color="auto"/>
+              <w:right w:val="single" w:sz="6" w:space="0" w:color="auto"/>
+            </w:tcBorders>
+            <w:vAlign w:val="center"/>
+            <w:hideMark/>
+          </w:tcPr>
+          <w:p>
+            <w:r>
+              <w:t>Yes (Limited)</w:t>
+            </w:r>
+          </w:p>
+        </w:tc>
+        <w:tc>
+          <w:tcPr>
+            <w:tcW w:w="0" w:type="auto"/>
+            <w:tcBorders>
+              <w:top w:val="single" w:sz="6" w:space="0" w:color="auto"/>
+              <w:left w:val="single" w:sz="6" w:space="0" w:color="auto"/>
+              <w:bottom w:val="single" w:sz="6" w:space="0" w:color="auto"/>
+              <w:right w:val="single" w:sz="6" w:space="0" w:color="auto"/>
+            </w:tcBorders>
+            <w:vAlign w:val="center"/>
+            <w:hideMark/>
+          </w:tcPr>
+          <w:p>
+            <w:r>
+              <w:t>$39/month (Lite)</w:t>
+            </w:r>
+          </w:p>
+        </w:tc>
+        <w:tc>
+          <w:tcPr>
+            <w:tcW w:w="0" w:type="auto"/>
+            <w:tcBorders>
+              <w:top w:val="single" w:sz="6" w:space="0" w:color="auto"/>
+              <w:left w:val="single" w:sz="6" w:space="0" w:color="auto"/>
+              <w:bottom w:val="single" w:sz="6" w:space="0" w:color="auto"/>
+              <w:right w:val="single" w:sz="6" w:space="0" w:color="auto"/>
+            </w:tcBorders>
+            <w:vAlign w:val="center"/>
+            <w:hideMark/>
+          </w:tcPr>
+          <w:p>
+            <w:r>
+              <w:t>5M+</w:t>
+            </w:r>
+          </w:p>
+        </w:tc>
+      </w:tr>
+      <w:tr>
+        <w:trPr>
+          <w:tblCellSpacing w:w="15" w:type="dxa"/>
+        </w:trPr>
+        <w:tc>
+          <w:tcPr>
+            <w:tcW w:w="0" w:type="auto"/>
+            <w:tcBorders>
+              <w:top w:val="single" w:sz="6" w:space="0" w:color="auto"/>
+              <w:left w:val="single" w:sz="6" w:space="0" w:color="auto"/>
+              <w:bottom w:val="single" w:sz="6" w:space="0" w:color="auto"/>
+              <w:right w:val="single" w:sz="6" w:space="0" w:color="auto"/>
+            </w:tcBorders>
+            <w:vAlign w:val="center"/>
+            <w:hideMark/>
+          </w:tcPr>
+          <w:p>
+            <w:r>
+              <w:rPr>
+                <w:b/>
+                <w:bCs/>
+              </w:rPr>
+              <w:t>Copy.ai</w:t>
+            </w:r>
+          </w:p>
+        </w:tc>
+        <w:tc>
+          <w:tcPr>
+            <w:tcW w:w="0" w:type="auto"/>
+            <w:tcBorders>
+              <w:top w:val="single" w:sz="6" w:space="0" w:color="auto"/>
+              <w:left w:val="single" w:sz="6" w:space="0" w:color="auto"/>
+              <w:bottom w:val="single" w:sz="6" w:space="0" w:color="auto"/>
+              <w:right w:val="single" w:sz="6" w:space="0" w:color="auto"/>
+            </w:tcBorders>
+            <w:vAlign w:val="center"/>
+            <w:hideMark/>
+          </w:tcPr>
+          <w:p>
+            <w:hyperlink r:id="rId9" w:tgtFrame="_blank" w:history="1">
+              <w:r>
+                <w:rPr>
+                  <w:rStyle w:val="Hyperlink"/>
+                </w:rPr>
+                <w:t>copy.ai</w:t>
+              </w:r>
+            </w:hyperlink>
+          </w:p>
+        </w:tc>
+        <w:tc>
+          <w:tcPr>
+            <w:tcW w:w="0" w:type="auto"/>
+            <w:tcBorders>
+              <w:top w:val="single" w:sz="6" w:space="0" w:color="auto"/>
+              <w:left w:val="single" w:sz="6" w:space="0" w:color="auto"/>
+              <w:bottom w:val="single" w:sz="6" w:space="0" w:color="auto"/>
+              <w:right w:val="single" w:sz="6" w:space="0" w:color="auto"/>
+            </w:tcBorders>
+            <w:vAlign w:val="center"/>
+            <w:hideMark/>
+          </w:tcPr>
+          <w:p>
+            <w:r>
+              <w:t>Yes (2k words)</w:t>
+            </w:r>
+          </w:p>
+        </w:tc>
+        <w:tc>
+          <w:tcPr>
+            <w:tcW w:w="0" w:type="auto"/>
+            <w:tcBorders>
+              <w:top w:val="single" w:sz="6" w:space="0" w:color="auto"/>
+              <w:left w:val="single" w:sz="6" w:space="0" w:color="auto"/>
+              <w:bottom w:val="single" w:sz="6" w:space="0" w:color="auto"/>
+              <w:right w:val="single" w:sz="6" w:space="0" w:color="auto"/>
+            </w:tcBorders>
+            <w:vAlign w:val="center"/>
+            <w:hideMark/>
+          </w:tcPr>
+          <w:p>
+            <w:r>
+              <w:t>$36/month (Starter)</w:t>
+            </w:r>
+          </w:p>
+        </w:tc>
+        <w:tc>
+          <w:tcPr>
+            <w:tcW w:w="0" w:type="auto"/>
+            <w:tcBorders>
+              <w:top w:val="single" w:sz="6" w:space="0" w:color="auto"/>
+              <w:left w:val="single" w:sz="6" w:space="0" w:color="auto"/>
+              <w:bottom w:val="single" w:sz="6" w:space="0" w:color="auto"/>
+              <w:right w:val="single" w:sz="6" w:space="0" w:color="auto"/>
+            </w:tcBorders>
+            <w:vAlign w:val="center"/>
+            <w:hideMark/>
+          </w:tcPr>
+          <w:p>
+            <w:r>
+              <w:t>10M+</w:t>
+            </w:r>
+          </w:p>
+        </w:tc>
+      </w:tr>
+      <w:tr>
+        <w:trPr>
+          <w:tblCellSpacing w:w="15" w:type="dxa"/>
+        </w:trPr>
+        <w:tc>
+          <w:tcPr>
+            <w:tcW w:w="0" w:type="auto"/>
+            <w:tcBorders>
+              <w:top w:val="single" w:sz="6" w:space="0" w:color="auto"/>
+              <w:left w:val="single" w:sz="6" w:space="0" w:color="auto"/>
+              <w:bottom w:val="single" w:sz="6" w:space="0" w:color="auto"/>
+              <w:right w:val="single" w:sz="6" w:space="0" w:color="auto"/>
+            </w:tcBorders>
+            <w:vAlign w:val="center"/>
+            <w:hideMark/>
+          </w:tcPr>
+          <w:p>
+            <w:proofErr w:type="spellStart"/>
+            <w:r>
+              <w:rPr>
+                <w:b/>
+                <w:bCs/>
+              </w:rPr>
+              <w:t>Rytr</w:t>
+            </w:r>
+            <w:proofErr w:type="spellEnd"/>
+          </w:p>
+        </w:tc>
+        <w:tc>
+          <w:tcPr>
+            <w:tcW w:w="0" w:type="auto"/>
+            <w:tcBorders>
+              <w:top w:val="single" w:sz="6" w:space="0" w:color="auto"/>
+              <w:left w:val="single" w:sz="6" w:space="0" w:color="auto"/>
+              <w:bottom w:val="single" w:sz="6" w:space="0" w:color="auto"/>
+              <w:right w:val="single" w:sz="6" w:space="0" w:color="auto"/>
+            </w:tcBorders>
+            <w:vAlign w:val="center"/>
+            <w:hideMark/>
+          </w:tcPr>
+          <w:p>
+            <w:hyperlink r:id="rId10" w:tgtFrame="_blank" w:history="1">
+              <w:r>
+                <w:rPr>
+                  <w:rStyle w:val="Hyperlink"/>
+                </w:rPr>
+                <w:t>rytr.me</w:t>
+              </w:r>
+            </w:hyperlink>
+          </w:p>
+        </w:tc>
+        <w:tc>
+          <w:tcPr>
+            <w:tcW w:w="0" w:type="auto"/>
+            <w:tcBorders>
+              <w:top w:val="single" w:sz="6" w:space="0" w:color="auto"/>
+              <w:left w:val="single" w:sz="6" w:space="0" w:color="auto"/>
+              <w:bottom w:val="single" w:sz="6" w:space="0" w:color="auto"/>
+              <w:right w:val="single" w:sz="6" w:space="0" w:color="auto"/>
+            </w:tcBorders>
+            <w:vAlign w:val="center"/>
+            <w:hideMark/>
+          </w:tcPr>
+          <w:p>
+            <w:r>
+              <w:t>Yes (10k chars)</w:t>
+            </w:r>
+          </w:p>
+        </w:tc>
+        <w:tc>
+          <w:tcPr>
+            <w:tcW w:w="0" w:type="auto"/>
+            <w:tcBorders>
+              <w:top w:val="single" w:sz="6" w:space="0" w:color="auto"/>
+              <w:left w:val="single" w:sz="6" w:space="0" w:color="auto"/>
+              <w:bottom w:val="single" w:sz="6" w:space="0" w:color="auto"/>
+              <w:right w:val="single" w:sz="6" w:space="0" w:color="auto"/>
+            </w:tcBorders>
+            <w:vAlign w:val="center"/>
+            <w:hideMark/>
+          </w:tcPr>
+          <w:p>
+            <w:r>
+              <w:t>$7.50/month (Unlimited)</w:t>
+            </w:r>
+          </w:p>
+        </w:tc>
+        <w:tc>
+          <w:tcPr>
+            <w:tcW w:w="0" w:type="auto"/>
+            <w:tcBorders>
+              <w:top w:val="single" w:sz="6" w:space="0" w:color="auto"/>
+              <w:left w:val="single" w:sz="6" w:space="0" w:color="auto"/>
+              <w:bottom w:val="single" w:sz="6" w:space="0" w:color="auto"/>
+              <w:right w:val="single" w:sz="6" w:space="0" w:color="auto"/>
+            </w:tcBorders>
+            <w:vAlign w:val="center"/>
+            <w:hideMark/>
+          </w:tcPr>
+          <w:p>
+            <w:r>
+              <w:t>8M+</w:t>
+            </w:r>
+          </w:p>
+        </w:tc>
+      </w:tr>
+      <w:tr>
+        <w:trPr>
+          <w:tblCellSpacing w:w="15" w:type="dxa"/>
+        </w:trPr>
+        <w:tc>
+          <w:tcPr>
+            <w:tcW w:w="0" w:type="auto"/>
+            <w:tcBorders>
+              <w:top w:val="single" w:sz="6" w:space="0" w:color="auto"/>
+              <w:left w:val="single" w:sz="6" w:space="0" w:color="auto"/>
+              <w:bottom w:val="single" w:sz="6" w:space="0" w:color="auto"/>
+              <w:right w:val="single" w:sz="6" w:space="0" w:color="auto"/>
+            </w:tcBorders>
+            <w:vAlign w:val="center"/>
+            <w:hideMark/>
+          </w:tcPr>
+          <w:p>
+            <w:r>
+              <w:rPr>
+                <w:b/>
+                <w:bCs/>
+              </w:rPr>
+              <w:t>Surfer SEO</w:t>
+            </w:r>
+          </w:p>
+        </w:tc>
+        <w:tc>
+          <w:tcPr>
+            <w:tcW w:w="0" w:type="auto"/>
+            <w:tcBorders>
+              <w:top w:val="single" w:sz="6" w:space="0" w:color="auto"/>
+              <w:left w:val="single" w:sz="6" w:space="0" w:color="auto"/>
+              <w:bottom w:val="single" w:sz="6" w:space="0" w:color="auto"/>
+              <w:right w:val="single" w:sz="6" w:space="0" w:color="auto"/>
+            </w:tcBorders>
+            <w:vAlign w:val="center"/>
+            <w:hideMark/>
+          </w:tcPr>
+          <w:p>
+            <w:hyperlink r:id="rId11" w:tgtFrame="_blank" w:history="1">
+              <w:r>
+                <w:rPr>
+                  <w:rStyle w:val="Hyperlink"/>
+                </w:rPr>
+                <w:t>surferseo.com</w:t>
+              </w:r>
+            </w:hyperlink>
+          </w:p>
+        </w:tc>
+        <w:tc>
+          <w:tcPr>
+            <w:tcW w:w="0" w:type="auto"/>
+            <w:tcBorders>
+              <w:top w:val="single" w:sz="6" w:space="0" w:color="auto"/>
+              <w:left w:val="single" w:sz="6" w:space="0" w:color="auto"/>
+              <w:bottom w:val="single" w:sz="6" w:space="0" w:color="auto"/>
+              <w:right w:val="single" w:sz="6" w:space="0" w:color="auto"/>
+            </w:tcBorders>
+            <w:vAlign w:val="center"/>
+            <w:hideMark/>
+          </w:tcPr>
+          <w:p>
+            <w:r>
+              <w:t>No</w:t>
+            </w:r>
+          </w:p>
+        </w:tc>
+        <w:tc>
+          <w:tcPr>
+            <w:tcW w:w="0" w:type="auto"/>
+            <w:tcBorders>
+              <w:top w:val="single" w:sz="6" w:space="0" w:color="auto"/>
+              <w:left w:val="single" w:sz="6" w:space="0" w:color="auto"/>
+              <w:bottom w:val="single" w:sz="6" w:space="0" w:color="auto"/>
+              <w:right w:val="single" w:sz="6" w:space="0" w:color="auto"/>
+            </w:tcBorders>
+            <w:vAlign w:val="center"/>
+            <w:hideMark/>
+          </w:tcPr>
+          <w:p>
+            <w:r>
+              <w:t>$79/month (Essential)</w:t>
+            </w:r>
+          </w:p>
+        </w:tc>
+        <w:tc>
+          <w:tcPr>
+            <w:tcW w:w="0" w:type="auto"/>
+            <w:tcBorders>
+              <w:top w:val="single" w:sz="6" w:space="0" w:color="auto"/>
+              <w:left w:val="single" w:sz="6" w:space="0" w:color="auto"/>
+              <w:bottom w:val="single" w:sz="6" w:space="0" w:color="auto"/>
+              <w:right w:val="single" w:sz="6" w:space="0" w:color="auto"/>
+            </w:tcBorders>
+            <w:vAlign w:val="center"/>
+            <w:hideMark/>
+          </w:tcPr>
+          <w:p>
+            <w:r>
+              <w:t>150k+</w:t>
+            </w:r>
+          </w:p>
+        </w:tc>
+      </w:tr>
+      <w:tr>
+        <w:trPr>
+          <w:tblCellSpacing w:w="15" w:type="dxa"/>
+        </w:trPr>
+        <w:tc>
+          <w:tcPr>
+            <w:tcW w:w="0" w:type="auto"/>
+            <w:tcBorders>
+              <w:top w:val="single" w:sz="6" w:space="0" w:color="auto"/>
+              <w:left w:val="single" w:sz="6" w:space="0" w:color="auto"/>
+              <w:bottom w:val="single" w:sz="6" w:space="0" w:color="auto"/>
+              <w:right w:val="single" w:sz="6" w:space="0" w:color="auto"/>
+            </w:tcBorders>
+            <w:vAlign w:val="center"/>
+            <w:hideMark/>
+          </w:tcPr>
+          <w:p>
+            <w:r>
+              <w:rPr>
+                <w:b/>
+                <w:bCs/>
+              </w:rPr>
+              <w:t>Frase</w:t>
+            </w:r>
+          </w:p>
+        </w:tc>
+        <w:tc>
+          <w:tcPr>
+            <w:tcW w:w="0" w:type="auto"/>
+            <w:tcBorders>
+              <w:top w:val="single" w:sz="6" w:space="0" w:color="auto"/>
+              <w:left w:val="single" w:sz="6" w:space="0" w:color="auto"/>
+              <w:bottom w:val="single" w:sz="6" w:space="0" w:color="auto"/>
+              <w:right w:val="single" w:sz="6" w:space="0" w:color="auto"/>
+            </w:tcBorders>
+            <w:vAlign w:val="center"/>
+            <w:hideMark/>
+          </w:tcPr>
+          <w:p>
+            <w:hyperlink r:id="rId12" w:tgtFrame="_blank" w:history="1">
+              <w:r>
+                <w:rPr>
+                  <w:rStyle w:val="Hyperlink"/>
+                </w:rPr>
+                <w:t>frase.io</w:t>
+              </w:r>
+            </w:hyperlink>
+          </w:p>
+        </w:tc>
+        <w:tc>
+          <w:tcPr>
+            <w:tcW w:w="0" w:type="auto"/>
+            <w:tcBorders>
+              <w:top w:val="single" w:sz="6" w:space="0" w:color="auto"/>
+              <w:left w:val="single" w:sz="6" w:space="0" w:color="auto"/>
+              <w:bottom w:val="single" w:sz="6" w:space="0" w:color="auto"/>
+              <w:right w:val="single" w:sz="6" w:space="0" w:color="auto"/>
+            </w:tcBorders>
+            <w:vAlign w:val="center"/>
+            <w:hideMark/>
+          </w:tcPr>
+          <w:p>
+            <w:r>
+              <w:t>5-Day Trial ($1)</w:t>
+            </w:r>
+          </w:p>
+        </w:tc>
+        <w:tc>
+          <w:tcPr>
+            <w:tcW w:w="0" w:type="auto"/>
+            <w:tcBorders>
+              <w:top w:val="single" w:sz="6" w:space="0" w:color="auto"/>
+              <w:left w:val="single" w:sz="6" w:space="0" w:color="auto"/>
+              <w:bottom w:val="single" w:sz="6" w:space="0" w:color="auto"/>
+              <w:right w:val="single" w:sz="6" w:space="0" w:color="auto"/>
+            </w:tcBorders>
+            <w:vAlign w:val="center"/>
+            <w:hideMark/>
+          </w:tcPr>
+          <w:p>
+            <w:r>
+              <w:t>$14.99/month (Solo)</w:t>
+            </w:r>
+          </w:p>
+        </w:tc>
+        <w:tc>
+          <w:tcPr>
+            <w:tcW w:w="0" w:type="auto"/>
+            <w:tcBorders>
+              <w:top w:val="single" w:sz="6" w:space="0" w:color="auto"/>
+              <w:left w:val="single" w:sz="6" w:space="0" w:color="auto"/>
+              <w:bottom w:val="single" w:sz="6" w:space="0" w:color="auto"/>
+              <w:right w:val="single" w:sz="6" w:space="0" w:color="auto"/>
+            </w:tcBorders>
+            <w:vAlign w:val="center"/>
+            <w:hideMark/>
+          </w:tcPr>
+          <w:p>
+            <w:r>
+              <w:t>300k+</w:t>
+            </w:r>
+          </w:p>
+        </w:tc>
+      </w:tr>
+      <w:tr>
+        <w:trPr>
+          <w:tblCellSpacing w:w="15" w:type="dxa"/>
+        </w:trPr>
+        <w:tc>
+          <w:tcPr>
+            <w:tcW w:w="0" w:type="auto"/>
+            <w:tcBorders>
+              <w:top w:val="single" w:sz="6" w:space="0" w:color="auto"/>
+              <w:left w:val="single" w:sz="6" w:space="0" w:color="auto"/>
+              <w:bottom w:val="single" w:sz="6" w:space="0" w:color="auto"/>
+              <w:right w:val="single" w:sz="6" w:space="0" w:color="auto"/>
+            </w:tcBorders>
+            <w:vAlign w:val="center"/>
+            <w:hideMark/>
+          </w:tcPr>
+          <w:p>
+            <w:proofErr w:type="spellStart"/>
+            <w:r>
+              <w:rPr>
+                <w:b/>
+                <w:bCs/>
+              </w:rPr>
+              <w:t>Wordtune</w:t>
+            </w:r>
+            <w:proofErr w:type="spellEnd"/>
+          </w:p>
+        </w:tc>
+        <w:tc>
+          <w:tcPr>
+            <w:tcW w:w="0" w:type="auto"/>
+            <w:tcBorders>
+              <w:top w:val="single" w:sz="6" w:space="0" w:color="auto"/>
+              <w:left w:val="single" w:sz="6" w:space="0" w:color="auto"/>
+              <w:bottom w:val="single" w:sz="6" w:space="0" w:color="auto"/>
+              <w:right w:val="single" w:sz="6" w:space="0" w:color="auto"/>
+            </w:tcBorders>
+            <w:vAlign w:val="center"/>
+            <w:hideMark/>
+          </w:tcPr>
+          <w:p>
+            <w:hyperlink r:id="rId13" w:tgtFrame="_blank" w:history="1">
+              <w:r>
+                <w:rPr>
+                  <w:rStyle w:val="Hyperlink"/>
+                </w:rPr>
+                <w:t>wordtune.com</w:t>
+              </w:r>
+            </w:hyperlink>
+          </w:p>
+        </w:tc>
+        <w:tc>
+          <w:tcPr>
+            <w:tcW w:w="0" w:type="auto"/>
+            <w:tcBorders>
+              <w:top w:val="single" w:sz="6" w:space="0" w:color="auto"/>
+              <w:left w:val="single" w:sz="6" w:space="0" w:color="auto"/>
+              <w:bottom w:val="single" w:sz="6" w:space="0" w:color="auto"/>
+              <w:right w:val="single" w:sz="6" w:space="0" w:color="auto"/>
+            </w:tcBorders>
+            <w:vAlign w:val="center"/>
+            <w:hideMark/>
+          </w:tcPr>
+          <w:p>
+            <w:r>
+              <w:t>Yes (10 rewrites)</w:t>
+            </w:r>
+          </w:p>
+        </w:tc>
+        <w:tc>
+          <w:tcPr>
+            <w:tcW w:w="0" w:type="auto"/>
+            <w:tcBorders>
+              <w:top w:val="single" w:sz="6" w:space="0" w:color="auto"/>
+              <w:left w:val="single" w:sz="6" w:space="0" w:color="auto"/>
+              <w:bottom w:val="single" w:sz="6" w:space="0" w:color="auto"/>
+              <w:right w:val="single" w:sz="6" w:space="0" w:color="auto"/>
+            </w:tcBorders>
+            <w:vAlign w:val="center"/>
+            <w:hideMark/>
+          </w:tcPr>
+          <w:p>
+            <w:r>
+              <w:t>$9.99/month (Plus)</w:t>
+            </w:r>
+          </w:p>
+        </w:tc>
+        <w:tc>
+          <w:tcPr>
+            <w:tcW w:w="0" w:type="auto"/>
+            <w:tcBorders>
+              <w:top w:val="single" w:sz="6" w:space="0" w:color="auto"/>
+              <w:left w:val="single" w:sz="6" w:space="0" w:color="auto"/>
+              <w:bottom w:val="single" w:sz="6" w:space="0" w:color="auto"/>
+              <w:right w:val="single" w:sz="6" w:space="0" w:color="auto"/>
+            </w:tcBorders>
+            <w:vAlign w:val="center"/>
+            <w:hideMark/>
+          </w:tcPr>
+          <w:p>
+            <w:r>
+              <w:t>10M+</w:t>
+            </w:r>
+          </w:p>
+        </w:tc>
+      </w:tr>
+      <w:tr>
+        <w:trPr>
+          <w:tblCellSpacing w:w="15" w:type="dxa"/>
+        </w:trPr>
+        <w:tc>
+          <w:tcPr>
+            <w:tcW w:w="0" w:type="auto"/>
+            <w:tcBorders>
+              <w:top w:val="single" w:sz="6" w:space="0" w:color="auto"/>
+              <w:left w:val="single" w:sz="6" w:space="0" w:color="auto"/>
+              <w:bottom w:val="single" w:sz="6" w:space="0" w:color="auto"/>
+              <w:right w:val="single" w:sz="6" w:space="0" w:color="auto"/>
+            </w:tcBorders>
+            <w:vAlign w:val="center"/>
+            <w:hideMark/>
+          </w:tcPr>
+          <w:p>
+            <w:proofErr w:type="spellStart"/>
+            <w:r>
+              <w:rPr>
+                <w:b/>
+                <w:bCs/>
+              </w:rPr>
+              <w:t>Anyword</w:t>
+            </w:r>
+            <w:proofErr w:type="spellEnd"/>
+          </w:p>
+        </w:tc>
+        <w:tc>
+          <w:tcPr>
+            <w:tcW w:w="0" w:type="auto"/>
+            <w:tcBorders>
+              <w:top w:val="single" w:sz="6" w:space="0" w:color="auto"/>
+              <w:left w:val="single" w:sz="6" w:space="0" w:color="auto"/>
+              <w:bottom w:val="single" w:sz="6" w:space="0" w:color="auto"/>
+              <w:right w:val="single" w:sz="6" w:space="0" w:color="auto"/>
+            </w:tcBorders>
+            <w:vAlign w:val="center"/>
+            <w:hideMark/>
+          </w:tcPr>
+          <w:p>
+            <w:hyperlink r:id="rId14" w:tgtFrame="_blank" w:history="1">
+              <w:r>
+                <w:rPr>
+                  <w:rStyle w:val="Hyperlink"/>
+                </w:rPr>
+                <w:t>anyword.com</w:t>
+              </w:r>
+            </w:hyperlink>
+          </w:p>
+        </w:tc>
+        <w:tc>
+          <w:tcPr>
+            <w:tcW w:w="0" w:type="auto"/>
+            <w:tcBorders>
+              <w:top w:val="single" w:sz="6" w:space="0" w:color="auto"/>
+              <w:left w:val="single" w:sz="6" w:space="0" w:color="auto"/>
+              <w:bottom w:val="single" w:sz="6" w:space="0" w:color="auto"/>
+              <w:right w:val="single" w:sz="6" w:space="0" w:color="auto"/>
+            </w:tcBorders>
+            <w:vAlign w:val="center"/>
+            <w:hideMark/>
+          </w:tcPr>
+          <w:p>
+            <w:r>
+              <w:t>7-Day Trial</w:t>
+            </w:r>
+          </w:p>
+        </w:tc>
+        <w:tc>
+          <w:tcPr>
+            <w:tcW w:w="0" w:type="auto"/>
+            <w:tcBorders>
+              <w:top w:val="single" w:sz="6" w:space="0" w:color="auto"/>
+              <w:left w:val="single" w:sz="6" w:space="0" w:color="auto"/>
+              <w:bottom w:val="single" w:sz="6" w:space="0" w:color="auto"/>
+              <w:right w:val="single" w:sz="6" w:space="0" w:color="auto"/>
+            </w:tcBorders>
+            <w:vAlign w:val="center"/>
+            <w:hideMark/>
+          </w:tcPr>
+          <w:p>
+            <w:r>
+              <w:t>$39/month (Starter)</w:t>
+            </w:r>
+          </w:p>
+        </w:tc>
+        <w:tc>
+          <w:tcPr>
+            <w:tcW w:w="0" w:type="auto"/>
+            <w:tcBorders>
+              <w:top w:val="single" w:sz="6" w:space="0" w:color="auto"/>
+              <w:left w:val="single" w:sz="6" w:space="0" w:color="auto"/>
+              <w:bottom w:val="single" w:sz="6" w:space="0" w:color="auto"/>
+              <w:right w:val="single" w:sz="6" w:space="0" w:color="auto"/>
+            </w:tcBorders>
+            <w:vAlign w:val="center"/>
+            <w:hideMark/>
+          </w:tcPr>
+          <w:p>
+            <w:r>
+              <w:t>1M+</w:t>
+            </w:r>
+          </w:p>
+        </w:tc>
+      </w:tr>
+    </w:tbl>
+    <w:p/>
+    <w:p>
+      <w:pPr>
+        <w:rPr>
+          <w:b/>
+          <w:bCs/>
+        </w:rPr>
+      </w:pPr>
+      <w:r>
+        <w:rPr>
+          <w:b/>
+          <w:bCs/>
+        </w:rPr>
+        <w:lastRenderedPageBreak/>
+        <w:t>1. Jasper: The Professional Choice</w:t>
+      </w:r>
+    </w:p>
+    <w:p>
+      <w:r>
+        <w:t>Jasper</w:t>
+      </w:r>
+      <w:r>
+        <w:t xml:space="preserve"> is</w:t>
+      </w:r>
+      <w:r>
+        <w:t xml:space="preserve"> a leader for business-focused content. It is great because it understands "brand voice." If you want your blog to sound funny or very serious, Jasper can learn that style</w:t>
+      </w:r>
+      <w:r>
+        <w:t xml:space="preserve"> and give you output accordingly</w:t>
+      </w:r>
+      <w:r>
+        <w:t xml:space="preserve">. It helps you build long articles that feel consistent from start to </w:t>
+      </w:r>
+      <w:r>
+        <w:t>end</w:t>
+      </w:r>
+      <w:r>
+        <w:t>.</w:t>
+      </w:r>
+    </w:p>
+    <w:p>
+      <w:pPr>
+        <w:rPr>
+          <w:b/>
+          <w:bCs/>
+        </w:rPr>
+      </w:pPr>
+      <w:r>
+        <w:rPr>
+          <w:b/>
+          <w:bCs/>
+        </w:rPr>
+        <w:t>2. Copy.ai: Best for Quick Ideas</w:t>
+      </w:r>
+    </w:p>
+    <w:p>
+      <w:r>
+        <w:t xml:space="preserve">If you are </w:t>
+      </w:r>
+      <w:r>
+        <w:t>fully confused about how to write and what to write then,</w:t>
+      </w:r>
+      <w:r>
+        <w:t xml:space="preserve"> Copy.ai is a fantastic helper</w:t>
+      </w:r>
+      <w:r>
+        <w:t xml:space="preserve"> for you</w:t>
+      </w:r>
+      <w:r>
+        <w:t xml:space="preserve">. </w:t>
+      </w:r>
+      <w:r>
+        <w:t>Specially i</w:t>
+      </w:r>
+      <w:r>
+        <w:t>t is built to generate catchy headlines and social media snippets</w:t>
+      </w:r>
+      <w:r>
+        <w:t xml:space="preserve"> for copywriters and marketers and sales teams</w:t>
+      </w:r>
+      <w:r>
+        <w:t xml:space="preserve">. It is one of the most user-friendly </w:t>
+      </w:r>
+      <w:r>
+        <w:rPr>
+          <w:b/>
+          <w:bCs/>
+        </w:rPr>
+        <w:t>ai tools for blog writing</w:t>
+      </w:r>
+      <w:r>
+        <w:t xml:space="preserve"> because it offers templates for almost every type of post imaginable.</w:t>
+      </w:r>
+    </w:p>
+    <w:p>
+      <w:pPr>
+        <w:rPr>
+          <w:b/>
+          <w:bCs/>
+        </w:rPr>
+      </w:pPr>
+      <w:r>
+        <w:rPr>
+          <w:b/>
+          <w:bCs/>
+        </w:rPr>
+        <w:t>3. Grammarly: The Ultimate Editor</w:t>
+      </w:r>
+    </w:p>
+    <w:p>
+      <w:r>
+        <w:t xml:space="preserve">Grammarly uses advanced AI to check for more than just spelling. </w:t>
+      </w:r>
+      <w:r>
+        <w:t xml:space="preserve">It will suggest you grammar spellings, sentence formats, synonyms and many more. </w:t>
+      </w:r>
+      <w:r>
+        <w:t xml:space="preserve">It looks at your tone and suggests ways to make your sentences shorter and punchier. No list of </w:t>
+      </w:r>
+      <w:r>
+        <w:rPr>
+          <w:b/>
+          <w:bCs/>
+        </w:rPr>
+        <w:t>ai tools for blog writing</w:t>
+      </w:r>
+      <w:r>
+        <w:t xml:space="preserve"> is complete without this essential editing partner.</w:t>
+      </w:r>
+      <w:r>
+        <w:t xml:space="preserve"> This is one of top ai tool for writing that ever existed</w:t>
+      </w:r>
+    </w:p>
+    <w:p>
+      <w:pPr>
+        <w:rPr>
+          <w:b/>
+          <w:bCs/>
+        </w:rPr>
+      </w:pPr>
+    </w:p>
+    <w:p>
+      <w:pPr>
+        <w:rPr>
+          <w:b/>
+          <w:bCs/>
+        </w:rPr>
+      </w:pPr>
+      <w:r>
+        <w:rPr>
+          <w:b/>
+          <w:bCs/>
+        </w:rPr>
+        <w:t>Comparison of Popular Writing Assistants</w:t>
+      </w:r>
+    </w:p>
+    <w:tbl>
+      <w:tblPr>
+        <w:tblW w:w="0" w:type="auto"/>
+        <w:tblCellSpacing w:w="15" w:type="dxa"/>
+        <w:tblCellMar>
+          <w:left w:w="0" w:type="dxa"/>
+          <w:right w:w="0" w:type="dxa"/>
+        </w:tblCellMar>
+        <w:tblLook w:val="04A0" w:firstRow="1" w:lastRow="0" w:firstColumn="1" w:lastColumn="0" w:noHBand="0" w:noVBand="1"/>
+      </w:tblPr>
+      <w:tblGrid>
+        <w:gridCol w:w="2587"/>
+        <w:gridCol w:w="2355"/>
+        <w:gridCol w:w="2790"/>
+      </w:tblGrid>
+      <w:tr>
+        <w:trPr>
+          <w:trHeight w:val="435"/>
+          <w:tblHeader/>
+          <w:tblCellSpacing w:w="15" w:type="dxa"/>
+        </w:trPr>
+        <w:tc>
+          <w:tcPr>
+            <w:tcW w:w="2542" w:type="dxa"/>
             <w:tcBorders>
               <w:top w:val="single" w:sz="6" w:space="0" w:color="auto"/>
               <w:left w:val="single" w:sz="6" w:space="0" w:color="auto"/>
@@ -307,66 +1536,13 @@
                 <w:b/>
                 <w:bCs/>
               </w:rPr>
-              <w:t>Microsoft Power BI</w:t>
+              <w:t>Tool</w:t>
             </w:r>
           </w:p>
         </w:tc>
         <w:tc>
           <w:tcPr>
-            <w:tcW w:w="0" w:type="auto"/>
-            <w:tcBorders>
-              <w:top w:val="single" w:sz="6" w:space="0" w:color="auto"/>
-              <w:left w:val="single" w:sz="6" w:space="0" w:color="auto"/>
-              <w:bottom w:val="single" w:sz="6" w:space="0" w:color="auto"/>
-              <w:right w:val="single" w:sz="6" w:space="0" w:color="auto"/>
-            </w:tcBorders>
-            <w:tcMar>
-              <w:top w:w="240" w:type="dxa"/>
-              <w:left w:w="0" w:type="dxa"/>
-              <w:bottom w:w="240" w:type="dxa"/>
-              <w:right w:w="180" w:type="dxa"/>
-            </w:tcMar>
-            <w:vAlign w:val="center"/>
-            <w:hideMark/>
-          </w:tcPr>
-          <w:p>
-            <w:r>
-              <w:t>Business reports and dashboards</w:t>
-            </w:r>
-          </w:p>
-        </w:tc>
-        <w:tc>
-          <w:tcPr>
-            <w:tcW w:w="0" w:type="auto"/>
-            <w:tcBorders>
-              <w:top w:val="single" w:sz="6" w:space="0" w:color="auto"/>
-              <w:left w:val="single" w:sz="6" w:space="0" w:color="auto"/>
-              <w:bottom w:val="single" w:sz="6" w:space="0" w:color="auto"/>
-              <w:right w:val="single" w:sz="6" w:space="0" w:color="auto"/>
-            </w:tcBorders>
-            <w:tcMar>
-              <w:top w:w="240" w:type="dxa"/>
-              <w:left w:w="0" w:type="dxa"/>
-              <w:bottom w:w="240" w:type="dxa"/>
-              <w:right w:w="0" w:type="dxa"/>
-            </w:tcMar>
-            <w:vAlign w:val="center"/>
-            <w:hideMark/>
-          </w:tcPr>
-          <w:p>
-            <w:r>
-              <w:t>Easy</w:t>
-            </w:r>
-          </w:p>
-        </w:tc>
-      </w:tr>
-      <w:tr>
-        <w:trPr>
-          <w:tblCellSpacing w:w="15" w:type="dxa"/>
-        </w:trPr>
-        <w:tc>
-          <w:tcPr>
-            <w:tcW w:w="0" w:type="auto"/>
+            <w:tcW w:w="2325" w:type="dxa"/>
             <w:tcBorders>
               <w:top w:val="single" w:sz="6" w:space="0" w:color="auto"/>
               <w:left w:val="single" w:sz="6" w:space="0" w:color="auto"/>
@@ -388,37 +1564,13 @@
                 <w:b/>
                 <w:bCs/>
               </w:rPr>
-              <w:t>Julius AI</w:t>
+              <w:t>Primary Use</w:t>
             </w:r>
           </w:p>
         </w:tc>
         <w:tc>
           <w:tcPr>
-            <w:tcW w:w="0" w:type="auto"/>
-            <w:tcBorders>
-              <w:top w:val="single" w:sz="6" w:space="0" w:color="auto"/>
-              <w:left w:val="single" w:sz="6" w:space="0" w:color="auto"/>
-              <w:bottom w:val="single" w:sz="6" w:space="0" w:color="auto"/>
-              <w:right w:val="single" w:sz="6" w:space="0" w:color="auto"/>
-            </w:tcBorders>
-            <w:tcMar>
-              <w:top w:w="240" w:type="dxa"/>
-              <w:left w:w="0" w:type="dxa"/>
-              <w:bottom w:w="240" w:type="dxa"/>
-              <w:right w:w="180" w:type="dxa"/>
-            </w:tcMar>
-            <w:vAlign w:val="center"/>
-            <w:hideMark/>
-          </w:tcPr>
-          <w:p>
-            <w:r>
-              <w:t>Conversational data chatting</w:t>
-            </w:r>
-          </w:p>
-        </w:tc>
-        <w:tc>
-          <w:tcPr>
-            <w:tcW w:w="0" w:type="auto"/>
+            <w:tcW w:w="2745" w:type="dxa"/>
             <w:tcBorders>
               <w:top w:val="single" w:sz="6" w:space="0" w:color="auto"/>
               <w:left w:val="single" w:sz="6" w:space="0" w:color="auto"/>
@@ -436,18 +1588,23 @@
           </w:tcPr>
           <w:p>
             <w:r>
-              <w:t>Very Easy</w:t>
+              <w:rPr>
+                <w:b/>
+                <w:bCs/>
+              </w:rPr>
+              <w:t>Skill Level</w:t>
             </w:r>
           </w:p>
         </w:tc>
       </w:tr>
       <w:tr>
         <w:trPr>
+          <w:trHeight w:val="207"/>
           <w:tblCellSpacing w:w="15" w:type="dxa"/>
         </w:trPr>
         <w:tc>
           <w:tcPr>
-            <w:tcW w:w="0" w:type="auto"/>
+            <w:tcW w:w="2542" w:type="dxa"/>
             <w:tcBorders>
               <w:top w:val="single" w:sz="6" w:space="0" w:color="auto"/>
               <w:left w:val="single" w:sz="6" w:space="0" w:color="auto"/>
@@ -469,13 +1626,13 @@
                 <w:b/>
                 <w:bCs/>
               </w:rPr>
-              <w:t>Tableau Pulse</w:t>
+              <w:t>Jasper</w:t>
             </w:r>
           </w:p>
         </w:tc>
         <w:tc>
           <w:tcPr>
-            <w:tcW w:w="0" w:type="auto"/>
+            <w:tcW w:w="2325" w:type="dxa"/>
             <w:tcBorders>
               <w:top w:val="single" w:sz="6" w:space="0" w:color="auto"/>
               <w:left w:val="single" w:sz="6" w:space="0" w:color="auto"/>
@@ -493,13 +1650,13 @@
           </w:tcPr>
           <w:p>
             <w:r>
-              <w:t>Visual storytelling</w:t>
+              <w:t>Long-form blogs</w:t>
             </w:r>
           </w:p>
         </w:tc>
         <w:tc>
           <w:tcPr>
-            <w:tcW w:w="0" w:type="auto"/>
+            <w:tcW w:w="2745" w:type="dxa"/>
             <w:tcBorders>
               <w:top w:val="single" w:sz="6" w:space="0" w:color="auto"/>
               <w:left w:val="single" w:sz="6" w:space="0" w:color="auto"/>
@@ -517,7 +1674,7 @@
           </w:tcPr>
           <w:p>
             <w:r>
-              <w:t>Moderate</w:t>
+              <w:t>Professional</w:t>
             </w:r>
           </w:p>
         </w:tc>
@@ -528,7 +1685,7 @@
         </w:trPr>
         <w:tc>
           <w:tcPr>
-            <w:tcW w:w="0" w:type="auto"/>
+            <w:tcW w:w="2542" w:type="dxa"/>
             <w:tcBorders>
               <w:top w:val="single" w:sz="6" w:space="0" w:color="auto"/>
               <w:left w:val="single" w:sz="6" w:space="0" w:color="auto"/>
@@ -550,13 +1707,13 @@
                 <w:b/>
                 <w:bCs/>
               </w:rPr>
-              <w:t>Polymer</w:t>
+              <w:t>Copy.ai</w:t>
             </w:r>
           </w:p>
         </w:tc>
         <w:tc>
           <w:tcPr>
-            <w:tcW w:w="0" w:type="auto"/>
+            <w:tcW w:w="2325" w:type="dxa"/>
             <w:tcBorders>
               <w:top w:val="single" w:sz="6" w:space="0" w:color="auto"/>
               <w:left w:val="single" w:sz="6" w:space="0" w:color="auto"/>
@@ -574,13 +1731,13 @@
           </w:tcPr>
           <w:p>
             <w:r>
-              <w:t>Creating instant dashboards</w:t>
+              <w:t>Social &amp; Hooks</w:t>
             </w:r>
           </w:p>
         </w:tc>
         <w:tc>
           <w:tcPr>
-            <w:tcW w:w="0" w:type="auto"/>
+            <w:tcW w:w="2745" w:type="dxa"/>
             <w:tcBorders>
               <w:top w:val="single" w:sz="6" w:space="0" w:color="auto"/>
               <w:left w:val="single" w:sz="6" w:space="0" w:color="auto"/>
@@ -598,7 +1755,169 @@
           </w:tcPr>
           <w:p>
             <w:r>
-              <w:t>Very Easy</w:t>
+              <w:t>Beginner</w:t>
+            </w:r>
+          </w:p>
+        </w:tc>
+      </w:tr>
+      <w:tr>
+        <w:trPr>
+          <w:tblCellSpacing w:w="15" w:type="dxa"/>
+        </w:trPr>
+        <w:tc>
+          <w:tcPr>
+            <w:tcW w:w="2542" w:type="dxa"/>
+            <w:tcBorders>
+              <w:top w:val="single" w:sz="6" w:space="0" w:color="auto"/>
+              <w:left w:val="single" w:sz="6" w:space="0" w:color="auto"/>
+              <w:bottom w:val="single" w:sz="6" w:space="0" w:color="auto"/>
+              <w:right w:val="single" w:sz="6" w:space="0" w:color="auto"/>
+            </w:tcBorders>
+            <w:tcMar>
+              <w:top w:w="240" w:type="dxa"/>
+              <w:left w:w="0" w:type="dxa"/>
+              <w:bottom w:w="240" w:type="dxa"/>
+              <w:right w:w="180" w:type="dxa"/>
+            </w:tcMar>
+            <w:vAlign w:val="center"/>
+            <w:hideMark/>
+          </w:tcPr>
+          <w:p>
+            <w:r>
+              <w:rPr>
+                <w:b/>
+                <w:bCs/>
+              </w:rPr>
+              <w:t>Grammarly</w:t>
+            </w:r>
+          </w:p>
+        </w:tc>
+        <w:tc>
+          <w:tcPr>
+            <w:tcW w:w="2325" w:type="dxa"/>
+            <w:tcBorders>
+              <w:top w:val="single" w:sz="6" w:space="0" w:color="auto"/>
+              <w:left w:val="single" w:sz="6" w:space="0" w:color="auto"/>
+              <w:bottom w:val="single" w:sz="6" w:space="0" w:color="auto"/>
+              <w:right w:val="single" w:sz="6" w:space="0" w:color="auto"/>
+            </w:tcBorders>
+            <w:tcMar>
+              <w:top w:w="240" w:type="dxa"/>
+              <w:left w:w="0" w:type="dxa"/>
+              <w:bottom w:w="240" w:type="dxa"/>
+              <w:right w:w="180" w:type="dxa"/>
+            </w:tcMar>
+            <w:vAlign w:val="center"/>
+            <w:hideMark/>
+          </w:tcPr>
+          <w:p>
+            <w:r>
+              <w:t>Editing &amp; Tone</w:t>
+            </w:r>
+          </w:p>
+        </w:tc>
+        <w:tc>
+          <w:tcPr>
+            <w:tcW w:w="2745" w:type="dxa"/>
+            <w:tcBorders>
+              <w:top w:val="single" w:sz="6" w:space="0" w:color="auto"/>
+              <w:left w:val="single" w:sz="6" w:space="0" w:color="auto"/>
+              <w:bottom w:val="single" w:sz="6" w:space="0" w:color="auto"/>
+              <w:right w:val="single" w:sz="6" w:space="0" w:color="auto"/>
+            </w:tcBorders>
+            <w:tcMar>
+              <w:top w:w="240" w:type="dxa"/>
+              <w:left w:w="0" w:type="dxa"/>
+              <w:bottom w:w="240" w:type="dxa"/>
+              <w:right w:w="0" w:type="dxa"/>
+            </w:tcMar>
+            <w:vAlign w:val="center"/>
+            <w:hideMark/>
+          </w:tcPr>
+          <w:p>
+            <w:r>
+              <w:t>Everyone</w:t>
+            </w:r>
+          </w:p>
+        </w:tc>
+      </w:tr>
+      <w:tr>
+        <w:trPr>
+          <w:tblCellSpacing w:w="15" w:type="dxa"/>
+        </w:trPr>
+        <w:tc>
+          <w:tcPr>
+            <w:tcW w:w="2542" w:type="dxa"/>
+            <w:tcBorders>
+              <w:top w:val="single" w:sz="6" w:space="0" w:color="auto"/>
+              <w:left w:val="single" w:sz="6" w:space="0" w:color="auto"/>
+              <w:bottom w:val="single" w:sz="6" w:space="0" w:color="auto"/>
+              <w:right w:val="single" w:sz="6" w:space="0" w:color="auto"/>
+            </w:tcBorders>
+            <w:tcMar>
+              <w:top w:w="240" w:type="dxa"/>
+              <w:left w:w="0" w:type="dxa"/>
+              <w:bottom w:w="240" w:type="dxa"/>
+              <w:right w:w="180" w:type="dxa"/>
+            </w:tcMar>
+            <w:vAlign w:val="center"/>
+            <w:hideMark/>
+          </w:tcPr>
+          <w:p>
+            <w:r>
+              <w:rPr>
+                <w:b/>
+                <w:bCs/>
+              </w:rPr>
+              <w:t>Surfer SEO</w:t>
+            </w:r>
+          </w:p>
+        </w:tc>
+        <w:tc>
+          <w:tcPr>
+            <w:tcW w:w="2325" w:type="dxa"/>
+            <w:tcBorders>
+              <w:top w:val="single" w:sz="6" w:space="0" w:color="auto"/>
+              <w:left w:val="single" w:sz="6" w:space="0" w:color="auto"/>
+              <w:bottom w:val="single" w:sz="6" w:space="0" w:color="auto"/>
+              <w:right w:val="single" w:sz="6" w:space="0" w:color="auto"/>
+            </w:tcBorders>
+            <w:tcMar>
+              <w:top w:w="240" w:type="dxa"/>
+              <w:left w:w="0" w:type="dxa"/>
+              <w:bottom w:w="240" w:type="dxa"/>
+              <w:right w:w="180" w:type="dxa"/>
+            </w:tcMar>
+            <w:vAlign w:val="center"/>
+            <w:hideMark/>
+          </w:tcPr>
+          <w:p>
+            <w:r>
+              <w:t>Ranking on Google</w:t>
+            </w:r>
+          </w:p>
+        </w:tc>
+        <w:tc>
+          <w:tcPr>
+            <w:tcW w:w="2745" w:type="dxa"/>
+            <w:tcBorders>
+              <w:top w:val="single" w:sz="6" w:space="0" w:color="auto"/>
+              <w:left w:val="single" w:sz="6" w:space="0" w:color="auto"/>
+              <w:bottom w:val="single" w:sz="6" w:space="0" w:color="auto"/>
+              <w:right w:val="single" w:sz="6" w:space="0" w:color="auto"/>
+            </w:tcBorders>
+            <w:tcMar>
+              <w:top w:w="240" w:type="dxa"/>
+              <w:left w:w="0" w:type="dxa"/>
+              <w:bottom w:w="240" w:type="dxa"/>
+              <w:right w:w="0" w:type="dxa"/>
+            </w:tcMar>
+            <w:vAlign w:val="center"/>
+            <w:hideMark/>
+          </w:tcPr>
+          <w:p>
+            <w:r>
+              <w:t>Advanced</w:t>
             </w:r>
           </w:p>
         </w:tc>
@@ -606,157 +1925,17 @@
     </w:tbl>
     <w:p>
       <w:r>
-        <w:pict w14:anchorId="56354BC0">
-          <v:rect id="_x0000_i1055" style="width:0;height:1.5pt" o:hralign="center" o:hrstd="t" o:hrnoshade="t" o:hr="t" fillcolor="gray" stroked="f"/>
+        <w:pict w14:anchorId="4F0994C3">
+          <v:rect id="_x0000_i1051" style="width:0;height:1.5pt" o:hralign="center" o:hrstd="t" o:hrnoshade="t" o:hr="t" fillcolor="gray" stroked="f"/>
         </w:pict>
       </w:r>
     </w:p>
     <w:p>
-      <w:r>
-        <w:t>T</w:t>
-      </w:r>
-      <w:r>
-        <w:t>op 10 AI tools for data analysis in 2026</w:t>
-      </w:r>
-    </w:p>
-    <w:p>
-      <w:pPr>
-        <w:numPr>
-          <w:ilvl w:val="0"/>
-          <w:numId w:val="38"/>
-        </w:numPr>
-      </w:pPr>
-      <w:r>
+      <w:pPr>
         <w:rPr>
           <w:b/>
           <w:bCs/>
         </w:rPr>
-        <w:t>Microsoft Power BI (Copilot)</w:t>
-      </w:r>
-      <w:r>
-        <w:t xml:space="preserve"> – </w:t>
-      </w:r>
-      <w:hyperlink r:id="rId5" w:tgtFrame="_blank" w:history="1">
-        <w:r>
-          <w:rPr>
-            <w:rStyle w:val="Hyperlink"/>
-          </w:rPr>
-          <w:t>powerbi.microsoft.com</w:t>
-        </w:r>
-      </w:hyperlink>
-    </w:p>
-    <w:p>
-      <w:pPr>
-        <w:numPr>
-          <w:ilvl w:val="0"/>
-          <w:numId w:val="38"/>
-        </w:numPr>
-      </w:pPr>
-      <w:r>
-        <w:rPr>
-          <w:b/>
-          <w:bCs/>
-        </w:rPr>
-        <w:t>Tableau (Tableau Pulse)</w:t>
-      </w:r>
-      <w:r>
-        <w:t xml:space="preserve"> – </w:t>
-      </w:r>
-      <w:hyperlink r:id="rId6" w:tgtFrame="_blank" w:history="1">
-        <w:r>
-          <w:rPr>
-            <w:rStyle w:val="Hyperlink"/>
-          </w:rPr>
-          <w:t>tableau.com</w:t>
-        </w:r>
-      </w:hyperlink>
-    </w:p>
-    <w:p>
-      <w:pPr>
-        <w:numPr>
-          <w:ilvl w:val="0"/>
-          <w:numId w:val="38"/>
-        </w:numPr>
-      </w:pPr>
-      <w:r>
-        <w:rPr>
-          <w:b/>
-          <w:bCs/>
-        </w:rPr>
-        <w:t>Julius AI</w:t>
-      </w:r>
-      <w:r>
-        <w:t xml:space="preserve"> – </w:t>
-      </w:r>
-      <w:hyperlink r:id="rId7" w:tgtFrame="_blank" w:history="1">
-        <w:r>
-          <w:rPr>
-            <w:rStyle w:val="Hyperlink"/>
-          </w:rPr>
-          <w:t>julius.ai</w:t>
-        </w:r>
-      </w:hyperlink>
-    </w:p>
-    <w:p>
-      <w:pPr>
-        <w:numPr>
-          <w:ilvl w:val="0"/>
-          <w:numId w:val="38"/>
-        </w:numPr>
-      </w:pPr>
-      <w:r>
-        <w:rPr>
-          <w:b/>
-          <w:bCs/>
-        </w:rPr>
-        <w:t>ChatGPT (Data Analyst Mode)</w:t>
-      </w:r>
-      <w:r>
-        <w:t xml:space="preserve"> – </w:t>
-      </w:r>
-      <w:hyperlink r:id="rId8" w:tgtFrame="_blank" w:history="1">
-        <w:r>
-          <w:rPr>
-            <w:rStyle w:val="Hyperlink"/>
-          </w:rPr>
-          <w:t>chatgpt.com</w:t>
-        </w:r>
-      </w:hyperlink>
-    </w:p>
-    <w:p>
-      <w:pPr>
-        <w:numPr>
-          <w:ilvl w:val="0"/>
-          <w:numId w:val="38"/>
-        </w:numPr>
-      </w:pPr>
-      <w:proofErr w:type="spellStart"/>
-      <w:r>
-        <w:rPr>
-          <w:b/>
-          <w:bCs/>
-        </w:rPr>
-        <w:t>Akkio</w:t>
-      </w:r>
-      <w:proofErr w:type="spellEnd"/>
-      <w:r>
-        <w:t xml:space="preserve"> – </w:t>
-      </w:r>
-      <w:hyperlink r:id="rId9" w:tgtFrame="_blank" w:history="1">
-        <w:r>
-          <w:rPr>
-            <w:rStyle w:val="Hyperlink"/>
-          </w:rPr>
-          <w:t>akkio.com</w:t>
-        </w:r>
-      </w:hyperlink>
-    </w:p>
-    <w:p>
-      <w:pPr>
-        <w:numPr>
-          <w:ilvl w:val="0"/>
-          <w:numId w:val="38"/>
-        </w:numPr>
       </w:pPr>
       <w:r>
         <w:rPr>
@@ -764,195 +1943,34 @@
           <w:bCs/>
         </w:rPr>
         <w:lastRenderedPageBreak/>
-        <w:t>Polymer</w:t>
-      </w:r>
-      <w:r>
-        <w:t xml:space="preserve"> – </w:t>
-      </w:r>
-      <w:hyperlink r:id="rId10" w:tgtFrame="_blank" w:history="1">
-        <w:r>
-          <w:rPr>
-            <w:rStyle w:val="Hyperlink"/>
-          </w:rPr>
-          <w:t>polymersearch.com</w:t>
-        </w:r>
-      </w:hyperlink>
-    </w:p>
-    <w:p>
-      <w:pPr>
-        <w:numPr>
-          <w:ilvl w:val="0"/>
-          <w:numId w:val="38"/>
-        </w:numPr>
-      </w:pPr>
-      <w:proofErr w:type="spellStart"/>
-      <w:r>
-        <w:rPr>
-          <w:b/>
-          <w:bCs/>
-        </w:rPr>
-        <w:t>AskEnola</w:t>
-      </w:r>
-      <w:proofErr w:type="spellEnd"/>
-      <w:r>
-        <w:t xml:space="preserve"> – </w:t>
-      </w:r>
-      <w:hyperlink r:id="rId11" w:tgtFrame="_blank" w:history="1">
-        <w:r>
-          <w:rPr>
-            <w:rStyle w:val="Hyperlink"/>
-          </w:rPr>
-          <w:t>askenola.ai</w:t>
-        </w:r>
-      </w:hyperlink>
-    </w:p>
-    <w:p>
-      <w:pPr>
-        <w:numPr>
-          <w:ilvl w:val="0"/>
-          <w:numId w:val="38"/>
-        </w:numPr>
-      </w:pPr>
-      <w:proofErr w:type="spellStart"/>
-      <w:r>
-        <w:rPr>
-          <w:b/>
-          <w:bCs/>
-        </w:rPr>
-        <w:t>MonkeyLearn</w:t>
-      </w:r>
-      <w:proofErr w:type="spellEnd"/>
-      <w:r>
-        <w:t xml:space="preserve"> – </w:t>
-      </w:r>
-      <w:hyperlink r:id="rId12" w:tgtFrame="_blank" w:history="1">
-        <w:r>
-          <w:rPr>
-            <w:rStyle w:val="Hyperlink"/>
-          </w:rPr>
-          <w:t>monkeylearn.com</w:t>
-        </w:r>
-      </w:hyperlink>
-    </w:p>
-    <w:p>
-      <w:pPr>
-        <w:numPr>
-          <w:ilvl w:val="0"/>
-          <w:numId w:val="38"/>
-        </w:numPr>
-      </w:pPr>
-      <w:r>
-        <w:rPr>
-          <w:b/>
-          <w:bCs/>
-        </w:rPr>
-        <w:t>ThoughtSpot</w:t>
-      </w:r>
-      <w:r>
-        <w:t xml:space="preserve"> – </w:t>
-      </w:r>
-      <w:hyperlink r:id="rId13" w:tgtFrame="_blank" w:history="1">
-        <w:r>
-          <w:rPr>
-            <w:rStyle w:val="Hyperlink"/>
-          </w:rPr>
-          <w:t>thoughtspot.com</w:t>
-        </w:r>
-      </w:hyperlink>
-    </w:p>
-    <w:p>
-      <w:pPr>
-        <w:numPr>
-          <w:ilvl w:val="0"/>
-          <w:numId w:val="38"/>
-        </w:numPr>
-      </w:pPr>
-      <w:r>
-        <w:rPr>
-          <w:b/>
-          <w:bCs/>
-        </w:rPr>
-        <w:t>Google Looker (Vertex AI)</w:t>
-      </w:r>
-      <w:r>
-        <w:t xml:space="preserve"> – </w:t>
-      </w:r>
-      <w:hyperlink r:id="rId14" w:tgtFrame="_blank" w:history="1">
-        <w:r>
-          <w:rPr>
-            <w:rStyle w:val="Hyperlink"/>
-          </w:rPr>
-          <w:t>looker.com</w:t>
-        </w:r>
-      </w:hyperlink>
-    </w:p>
-    <w:p/>
-    <w:p>
-      <w:pPr>
-        <w:rPr>
-          <w:b/>
-          <w:bCs/>
-        </w:rPr>
-      </w:pPr>
-      <w:r>
-        <w:rPr>
-          <w:b/>
-          <w:bCs/>
-        </w:rPr>
-        <w:t>1. ChatGPT: The All-Rounder for Fast Insights</w:t>
+        <w:t>How to Stay Original While Using AI</w:t>
       </w:r>
     </w:p>
     <w:p>
       <w:r>
-        <w:t>Most people know ChatGPT</w:t>
-      </w:r>
-      <w:r>
-        <w:t xml:space="preserve"> is only</w:t>
-      </w:r>
-      <w:r>
-        <w:t xml:space="preserve"> for writing emails, but it is </w:t>
-      </w:r>
-      <w:r>
-        <w:t>one</w:t>
-      </w:r>
-      <w:r>
-        <w:t xml:space="preserve"> of the strongest </w:t>
+        <w:t xml:space="preserve">A common worry is that using </w:t>
       </w:r>
       <w:r>
         <w:rPr>
           <w:b/>
           <w:bCs/>
         </w:rPr>
-        <w:t>ai tools for data analysis</w:t>
+        <w:t>ai tools for blog writing</w:t>
       </w:r>
       <w:r>
-        <w:t xml:space="preserve"> available today. You can simply upload a CSV file or an Excel sheet and ask it to "summarize the main trends." </w:t>
+        <w:t xml:space="preserve"> will make your work sound like a robot wrote it. To avoid this, always add your own personal stories or opinions. AI is great at facts, but it does not have your life experiences. Use the AI to build the "skeleton" of your </w:t>
       </w:r>
       <w:r>
-        <w:t>It will calculate and give you the outpu</w:t>
+        <w:t>post and</w:t>
       </w:r>
       <w:r>
-        <w:t>t</w:t>
+        <w:t xml:space="preserve"> then use your own words to add the "heart."</w:t>
       </w:r>
       <w:r>
-        <w:t>.</w:t>
-      </w:r>
-      <w:r>
-        <w:t xml:space="preserve"> </w:t>
-      </w:r>
-      <w:r>
-        <w:t xml:space="preserve">It </w:t>
-      </w:r>
-      <w:r>
-        <w:t xml:space="preserve">can even write the code </w:t>
-      </w:r>
-      <w:r>
-        <w:t>to</w:t>
-      </w:r>
-      <w:r>
-        <w:t xml:space="preserve"> fix errors in your data automatically.</w:t>
+        <w:t xml:space="preserve"> Keep remember that Human generated content is always better than robot generated. </w:t>
       </w:r>
     </w:p>
+    <w:p/>
     <w:p>
       <w:pPr>
         <w:rPr>
@@ -965,203 +1983,24 @@
           <w:b/>
           <w:bCs/>
         </w:rPr>
-        <w:t>2. Julius AI: Talk to Your Data</w:t>
+        <w:t>Conclusion</w:t>
       </w:r>
     </w:p>
     <w:p>
       <w:r>
-        <w:t>If you hate clicking buttons and just want to ask questions,</w:t>
-      </w:r>
-      <w:r>
-        <w:t xml:space="preserve"> then this ai tool</w:t>
-      </w:r>
-      <w:r>
-        <w:t xml:space="preserve"> Julius AI is for you. It is designed specifically to be a conversational partner for your spreadsheets. You can say things like "Show me a bar chart of my sales by region," and it will </w:t>
-      </w:r>
-      <w:r>
-        <w:t>generate and visualize</w:t>
-      </w:r>
-      <w:r>
-        <w:t xml:space="preserve"> it instantly. This is why it is becoming a favorite for small business owners who need answers fast.</w:t>
-      </w:r>
-      <w:r>
-        <w:t xml:space="preserve"> It has more </w:t>
-      </w:r>
-      <w:r>
-        <w:t>features</w:t>
-      </w:r>
-      <w:r>
-        <w:t xml:space="preserve"> </w:t>
-      </w:r>
-      <w:r>
-        <w:t>compared</w:t>
-      </w:r>
-      <w:r>
-        <w:t xml:space="preserve"> to others</w:t>
-      </w:r>
-    </w:p>
-    <w:p>
-      <w:r>
-        <w:pict w14:anchorId="55A7ED20">
-          <v:rect id="_x0000_i1056" style="width:0;height:1.5pt" o:hralign="center" o:hrstd="t" o:hrnoshade="t" o:hr="t" fillcolor="gray" stroked="f"/>
-        </w:pict>
-      </w:r>
-    </w:p>
-    <w:p>
-      <w:pPr>
-        <w:rPr>
-          <w:b/>
-          <w:bCs/>
-        </w:rPr>
-      </w:pPr>
-      <w:r>
-        <w:rPr>
-          <w:b/>
-          <w:bCs/>
-        </w:rPr>
-        <w:t>3. Microsoft Power BI with Copilot</w:t>
-      </w:r>
-    </w:p>
-    <w:p>
-      <w:r>
-        <w:t xml:space="preserve">For those who </w:t>
-      </w:r>
-      <w:r>
-        <w:t>are already</w:t>
-      </w:r>
-      <w:r>
-        <w:t xml:space="preserve"> us</w:t>
-      </w:r>
-      <w:r>
-        <w:t>ing</w:t>
-      </w:r>
-      <w:r>
-        <w:t xml:space="preserve"> Windows and </w:t>
-      </w:r>
-      <w:r>
-        <w:t xml:space="preserve">MS </w:t>
-      </w:r>
-      <w:r>
-        <w:t>Office</w:t>
-      </w:r>
-      <w:r>
-        <w:t xml:space="preserve"> then</w:t>
-      </w:r>
-      <w:r>
-        <w:t xml:space="preserve"> Power BI is </w:t>
-      </w:r>
-      <w:r>
-        <w:t>the best</w:t>
-      </w:r>
-      <w:r>
-        <w:t xml:space="preserve"> choice. The new Copilot feature makes it one of the most powerful </w:t>
+        <w:t xml:space="preserve">Using </w:t>
       </w:r>
       <w:r>
         <w:rPr>
           <w:b/>
           <w:bCs/>
         </w:rPr>
-        <w:t>ai tools for data analysis</w:t>
+        <w:t>ai tools for blog writing</w:t>
       </w:r>
       <w:r>
-        <w:t xml:space="preserve"> because it integrates directly with your existing files. It can look at your historical data and create a full report with just a single text prompt.</w:t>
+        <w:t xml:space="preserve"> is the smartest way to grow your online presence today. They save you time, improve your grammar, and help you reach more people. By choosing the right tool for your specific needs, you can turn blogging from a chore into a fun and productive hobby or business.</w:t>
       </w:r>
     </w:p>
-    <w:p>
-      <w:pPr>
-        <w:rPr>
-          <w:b/>
-          <w:bCs/>
-        </w:rPr>
-      </w:pPr>
-      <w:r>
-        <w:rPr>
-          <w:b/>
-          <w:bCs/>
-        </w:rPr>
-        <w:t>4. Tableau Pulse: Smart Visuals</w:t>
-      </w:r>
-    </w:p>
-    <w:p>
-      <w:r>
-        <w:t>Tableau has always been the king of pretty charts, but Tableau Pulse takes it a step further. It uses AI to track your most important metrics and sends you "news-like" digests. Instead of you looking for the data, the data finds you. It highlights when something unusual happens so you can act immediately.</w:t>
-      </w:r>
-    </w:p>
-    <w:p>
-      <w:r>
-        <w:pict w14:anchorId="2640BF71">
-          <v:rect id="_x0000_i1057" style="width:0;height:1.5pt" o:hralign="center" o:hrstd="t" o:hrnoshade="t" o:hr="t" fillcolor="gray" stroked="f"/>
-        </w:pict>
-      </w:r>
-    </w:p>
-    <w:p>
-      <w:pPr>
-        <w:rPr>
-          <w:b/>
-          <w:bCs/>
-        </w:rPr>
-      </w:pPr>
-      <w:r>
-        <w:rPr>
-          <w:b/>
-          <w:bCs/>
-        </w:rPr>
-        <w:t>5. Polymer: No-Code Dashboarding</w:t>
-      </w:r>
-    </w:p>
-    <w:p>
-      <w:r>
-        <w:lastRenderedPageBreak/>
-        <w:t xml:space="preserve">Polymer is perfect if you want to turn a messy spreadsheet into a professional-looking website or dashboard without any training. It uses AI to guess which charts will look best for your specific numbers. This makes it one of the most user-friendly </w:t>
-      </w:r>
-      <w:r>
-        <w:rPr>
-          <w:b/>
-          <w:bCs/>
-        </w:rPr>
-        <w:t>ai tools for data analysis</w:t>
-      </w:r>
-      <w:r>
-        <w:t xml:space="preserve"> for marketing teams and researchers.</w:t>
-      </w:r>
-    </w:p>
-    <w:p>
-      <w:pPr>
-        <w:rPr>
-          <w:b/>
-          <w:bCs/>
-        </w:rPr>
-      </w:pPr>
-      <w:r>
-        <w:rPr>
-          <w:b/>
-          <w:bCs/>
-        </w:rPr>
-        <w:t>Summary of the Best AI Tools for Data Analysis</w:t>
-      </w:r>
-    </w:p>
-    <w:p>
-      <w:r>
-        <w:t xml:space="preserve">Choosing the right </w:t>
-      </w:r>
-      <w:r>
-        <w:t>ai tool to analyze your data</w:t>
-      </w:r>
-      <w:r>
-        <w:t xml:space="preserve"> depends on your daily tasks. If you want a simple chat, go with ChatGPT or Julius. If you need deep business reports, Power BI is your best. No matter which you choose, using </w:t>
-      </w:r>
-      <w:r>
-        <w:rPr>
-          <w:b/>
-          <w:bCs/>
-        </w:rPr>
-        <w:t>ai tools for data analysis</w:t>
-      </w:r>
-      <w:r>
-        <w:t xml:space="preserve"> will help you work faster and smarter than ever before.</w:t>
-      </w:r>
-    </w:p>
-    <w:p/>
     <w:p>
       <w:pPr>
         <w:pBdr>
@@ -7300,7 +8139,6 @@
     <w:next w:val="Normal"/>
     <w:link w:val="Heading3Char"/>
     <w:uiPriority w:val="9"/>
-    <w:semiHidden/>
     <w:unhideWhenUsed/>
     <w:qFormat/>
     <w:rsid w:val="00E61E0B"/>
@@ -7506,7 +8344,6 @@
     <w:basedOn w:val="DefaultParagraphFont"/>
     <w:link w:val="Heading3"/>
     <w:uiPriority w:val="9"/>
-    <w:semiHidden/>
     <w:rsid w:val="00E61E0B"/>
     <w:rPr>
       <w:rFonts w:eastAsiaTheme="majorEastAsia" w:cstheme="majorBidi"/>
